--- a/docs/Lab01/RequirementsMyDrinkShop_2.0.docx
+++ b/docs/Lab01/RequirementsMyDrinkShop_2.0.docx
@@ -717,13 +717,77 @@
         </w:rPr>
         <w:t xml:space="preserve"> </w:t>
       </w:r>
-      <w:r>
+    </w:p>
+    <w:p>
+      <w:pPr>
+        <w:pStyle w:val="ListParagraph"/>
+        <w:numPr>
+          <w:ilvl w:val="2"/>
+          <w:numId w:val="2"/>
+        </w:numPr>
+        <w:tabs>
+          <w:tab w:val="left" w:pos="1441"/>
+        </w:tabs>
+        <w:spacing w:line="268" w:lineRule="exact"/>
         <w:rPr>
           <w:b/>
           <w:bCs/>
           <w:spacing w:val="-2"/>
         </w:rPr>
-        <w:t>( Sunt necesare editarea tuturor atributelor produsului, altfel se patreaza valorile anterioare)</w:t>
+      </w:pPr>
+      <w:r>
+        <w:rPr>
+          <w:b/>
+          <w:bCs/>
+          <w:spacing w:val="-2"/>
+        </w:rPr>
+        <w:t xml:space="preserve">o  modificare produs existent — se pot edita toate </w:t>
+      </w:r>
+    </w:p>
+    <w:p>
+      <w:pPr>
+        <w:pStyle w:val="ListParagraph"/>
+        <w:tabs>
+          <w:tab w:val="left" w:pos="1441"/>
+        </w:tabs>
+        <w:spacing w:line="268" w:lineRule="exact"/>
+        <w:ind w:left="1442" w:firstLine="0"/>
+      </w:pPr>
+      <w:r>
+        <w:rPr>
+          <w:b/>
+          <w:bCs/>
+          <w:spacing w:val="-2"/>
+        </w:rPr>
+        <w:t xml:space="preserve">   atributele; câmpurile needitate păstrează valorile anterioare;</w:t>
+      </w:r>
+    </w:p>
+    <w:p>
+      <w:pPr>
+        <w:pStyle w:val="ListParagraph"/>
+        <w:numPr>
+          <w:ilvl w:val="1"/>
+          <w:numId w:val="2"/>
+        </w:numPr>
+        <w:tabs>
+          <w:tab w:val="left" w:pos="1441"/>
+        </w:tabs>
+        <w:spacing w:line="268" w:lineRule="exact"/>
+      </w:pPr>
+      <w:r>
+        <w:t>ștergere</w:t>
+      </w:r>
+      <w:r>
+        <w:rPr>
+          <w:spacing w:val="-5"/>
+        </w:rPr>
+        <w:t xml:space="preserve"> </w:t>
+      </w:r>
+      <w:r>
+        <w:rPr>
+          <w:spacing w:val="-2"/>
+        </w:rPr>
+        <w:t>produs;</w:t>
       </w:r>
     </w:p>
     <w:p>
@@ -740,7 +804,158 @@
         <w:ind w:left="1441" w:hanging="359"/>
       </w:pPr>
       <w:r>
-        <w:t>ștergere</w:t>
+        <w:t>afișare</w:t>
+      </w:r>
+      <w:r>
+        <w:rPr>
+          <w:spacing w:val="-1"/>
+        </w:rPr>
+        <w:t xml:space="preserve"> </w:t>
+      </w:r>
+      <w:r>
+        <w:t>listă</w:t>
+      </w:r>
+      <w:r>
+        <w:rPr>
+          <w:spacing w:val="-3"/>
+        </w:rPr>
+        <w:t xml:space="preserve"> </w:t>
+      </w:r>
+      <w:r>
+        <w:rPr>
+          <w:spacing w:val="-2"/>
+        </w:rPr>
+        <w:t>produse.</w:t>
+      </w:r>
+    </w:p>
+    <w:p>
+      <w:pPr>
+        <w:pStyle w:val="ListParagraph"/>
+        <w:numPr>
+          <w:ilvl w:val="0"/>
+          <w:numId w:val="2"/>
+        </w:numPr>
+        <w:tabs>
+          <w:tab w:val="left" w:pos="720"/>
+        </w:tabs>
+        <w:spacing w:line="268" w:lineRule="exact"/>
+        <w:ind w:left="720" w:hanging="358"/>
+      </w:pPr>
+      <w:r>
+        <w:t>Fiecare</w:t>
+      </w:r>
+      <w:r>
+        <w:rPr>
+          <w:spacing w:val="-4"/>
+        </w:rPr>
+        <w:t xml:space="preserve"> </w:t>
+      </w:r>
+      <w:r>
+        <w:t>produs</w:t>
+      </w:r>
+      <w:r>
+        <w:rPr>
+          <w:spacing w:val="-3"/>
+        </w:rPr>
+        <w:t xml:space="preserve"> </w:t>
+      </w:r>
+      <w:r>
+        <w:t>trebuie</w:t>
+      </w:r>
+      <w:r>
+        <w:rPr>
+          <w:spacing w:val="-4"/>
+        </w:rPr>
+        <w:t xml:space="preserve"> </w:t>
+      </w:r>
+      <w:r>
+        <w:t>să</w:t>
+      </w:r>
+      <w:r>
+        <w:rPr>
+          <w:spacing w:val="-3"/>
+        </w:rPr>
+        <w:t xml:space="preserve"> </w:t>
+      </w:r>
+      <w:r>
+        <w:t>aparțină</w:t>
+      </w:r>
+      <w:r>
+        <w:rPr>
+          <w:spacing w:val="-4"/>
+        </w:rPr>
+        <w:t xml:space="preserve"> </w:t>
+      </w:r>
+      <w:r>
+        <w:t>unui</w:t>
+      </w:r>
+      <w:r>
+        <w:rPr>
+          <w:spacing w:val="-2"/>
+        </w:rPr>
+        <w:t xml:space="preserve"> </w:t>
+      </w:r>
+      <w:r>
+        <w:t>tip</w:t>
+      </w:r>
+      <w:r>
+        <w:rPr>
+          <w:spacing w:val="-4"/>
+        </w:rPr>
+        <w:t xml:space="preserve"> </w:t>
+      </w:r>
+      <w:r>
+        <w:t>și</w:t>
+      </w:r>
+      <w:r>
+        <w:rPr>
+          <w:spacing w:val="-3"/>
+        </w:rPr>
+        <w:t xml:space="preserve"> </w:t>
+      </w:r>
+      <w:r>
+        <w:t>unei</w:t>
+      </w:r>
+      <w:r>
+        <w:rPr>
+          <w:spacing w:val="-2"/>
+        </w:rPr>
+        <w:t xml:space="preserve"> categorii.</w:t>
+      </w:r>
+    </w:p>
+    <w:p>
+      <w:pPr>
+        <w:pStyle w:val="ListParagraph"/>
+        <w:numPr>
+          <w:ilvl w:val="0"/>
+          <w:numId w:val="2"/>
+        </w:numPr>
+        <w:tabs>
+          <w:tab w:val="left" w:pos="720"/>
+        </w:tabs>
+        <w:spacing w:before="1"/>
+        <w:ind w:left="720" w:hanging="358"/>
+      </w:pPr>
+      <w:r>
+        <w:t>Utilizatorul</w:t>
+      </w:r>
+      <w:r>
+        <w:rPr>
+          <w:spacing w:val="-6"/>
+        </w:rPr>
+        <w:t xml:space="preserve"> </w:t>
+      </w:r>
+      <w:r>
+        <w:t>poate</w:t>
+      </w:r>
+      <w:r>
+        <w:rPr>
+          <w:spacing w:val="-3"/>
+        </w:rPr>
+        <w:t xml:space="preserve"> </w:t>
+      </w:r>
+      <w:r>
+        <w:t>adăuga,</w:t>
       </w:r>
       <w:r>
         <w:rPr>
@@ -749,10 +964,540 @@
         <w:t xml:space="preserve"> </w:t>
       </w:r>
       <w:r>
-        <w:rPr>
-          <w:spacing w:val="-2"/>
-        </w:rPr>
-        <w:t>produs;</w:t>
+        <w:t>modifica</w:t>
+      </w:r>
+      <w:r>
+        <w:rPr>
+          <w:spacing w:val="-4"/>
+        </w:rPr>
+        <w:t xml:space="preserve"> </w:t>
+      </w:r>
+      <w:r>
+        <w:t>și</w:t>
+      </w:r>
+      <w:r>
+        <w:rPr>
+          <w:spacing w:val="-3"/>
+        </w:rPr>
+        <w:t xml:space="preserve"> </w:t>
+      </w:r>
+      <w:r>
+        <w:t>șterge</w:t>
+      </w:r>
+      <w:r>
+        <w:rPr>
+          <w:spacing w:val="-4"/>
+        </w:rPr>
+        <w:t xml:space="preserve"> </w:t>
+      </w:r>
+      <w:r>
+        <w:t>tipuri</w:t>
+      </w:r>
+      <w:r>
+        <w:rPr>
+          <w:spacing w:val="-4"/>
+        </w:rPr>
+        <w:t xml:space="preserve"> </w:t>
+      </w:r>
+      <w:r>
+        <w:t>și</w:t>
+      </w:r>
+      <w:r>
+        <w:rPr>
+          <w:spacing w:val="-3"/>
+        </w:rPr>
+        <w:t xml:space="preserve"> </w:t>
+      </w:r>
+      <w:r>
+        <w:t>categorii</w:t>
+      </w:r>
+      <w:r>
+        <w:rPr>
+          <w:spacing w:val="-6"/>
+        </w:rPr>
+        <w:t xml:space="preserve"> </w:t>
+      </w:r>
+      <w:r>
+        <w:t>de</w:t>
+      </w:r>
+      <w:r>
+        <w:rPr>
+          <w:spacing w:val="-3"/>
+        </w:rPr>
+        <w:t xml:space="preserve"> </w:t>
+      </w:r>
+      <w:r>
+        <w:rPr>
+          <w:spacing w:val="-2"/>
+        </w:rPr>
+        <w:t>băuturi.</w:t>
+      </w:r>
+    </w:p>
+    <w:p>
+      <w:pPr>
+        <w:pStyle w:val="ListParagraph"/>
+        <w:numPr>
+          <w:ilvl w:val="0"/>
+          <w:numId w:val="2"/>
+        </w:numPr>
+        <w:tabs>
+          <w:tab w:val="left" w:pos="720"/>
+          <w:tab w:val="left" w:pos="1082"/>
+        </w:tabs>
+        <w:ind w:left="720" w:hanging="358"/>
+      </w:pPr>
+      <w:r>
+        <w:t>Aplicația</w:t>
+      </w:r>
+      <w:r>
+        <w:rPr>
+          <w:spacing w:val="-7"/>
+        </w:rPr>
+        <w:t xml:space="preserve"> </w:t>
+      </w:r>
+      <w:r>
+        <w:t>trebuie</w:t>
+      </w:r>
+      <w:r>
+        <w:rPr>
+          <w:spacing w:val="-8"/>
+        </w:rPr>
+        <w:t xml:space="preserve"> </w:t>
+      </w:r>
+      <w:r>
+        <w:t>să</w:t>
+      </w:r>
+      <w:r>
+        <w:rPr>
+          <w:spacing w:val="-4"/>
+        </w:rPr>
+        <w:t xml:space="preserve"> </w:t>
+      </w:r>
+      <w:r>
+        <w:t>permită</w:t>
+      </w:r>
+      <w:r>
+        <w:rPr>
+          <w:spacing w:val="-5"/>
+        </w:rPr>
+        <w:t xml:space="preserve"> </w:t>
+      </w:r>
+      <w:r>
+        <w:t>definirea</w:t>
+      </w:r>
+      <w:r>
+        <w:rPr>
+          <w:spacing w:val="-2"/>
+        </w:rPr>
+        <w:t xml:space="preserve"> </w:t>
+      </w:r>
+      <w:r>
+        <w:t>rețetelor</w:t>
+      </w:r>
+      <w:r>
+        <w:rPr>
+          <w:spacing w:val="-4"/>
+        </w:rPr>
+        <w:t xml:space="preserve"> </w:t>
+      </w:r>
+      <w:r>
+        <w:t>pentru</w:t>
+      </w:r>
+      <w:r>
+        <w:rPr>
+          <w:spacing w:val="-5"/>
+        </w:rPr>
+        <w:t xml:space="preserve"> </w:t>
+      </w:r>
+      <w:r>
+        <w:rPr>
+          <w:spacing w:val="-2"/>
+        </w:rPr>
+        <w:t>produse:</w:t>
+      </w:r>
+    </w:p>
+    <w:p>
+      <w:pPr>
+        <w:pStyle w:val="ListParagraph"/>
+        <w:numPr>
+          <w:ilvl w:val="1"/>
+          <w:numId w:val="2"/>
+        </w:numPr>
+        <w:tabs>
+          <w:tab w:val="left" w:pos="1441"/>
+        </w:tabs>
+        <w:spacing w:line="269" w:lineRule="exact"/>
+        <w:ind w:left="1441" w:hanging="359"/>
+      </w:pPr>
+      <w:r>
+        <w:t>fiecare</w:t>
+      </w:r>
+      <w:r>
+        <w:rPr>
+          <w:spacing w:val="-3"/>
+        </w:rPr>
+        <w:t xml:space="preserve"> </w:t>
+      </w:r>
+      <w:r>
+        <w:t>rețetă</w:t>
+      </w:r>
+      <w:r>
+        <w:rPr>
+          <w:spacing w:val="-4"/>
+        </w:rPr>
+        <w:t xml:space="preserve"> </w:t>
+      </w:r>
+      <w:r>
+        <w:t>este</w:t>
+      </w:r>
+      <w:r>
+        <w:rPr>
+          <w:spacing w:val="-3"/>
+        </w:rPr>
+        <w:t xml:space="preserve"> </w:t>
+      </w:r>
+      <w:r>
+        <w:t>compusă</w:t>
+      </w:r>
+      <w:r>
+        <w:rPr>
+          <w:spacing w:val="-3"/>
+        </w:rPr>
+        <w:t xml:space="preserve"> </w:t>
+      </w:r>
+      <w:r>
+        <w:t>din</w:t>
+      </w:r>
+      <w:r>
+        <w:rPr>
+          <w:spacing w:val="-3"/>
+        </w:rPr>
+        <w:t xml:space="preserve"> </w:t>
+      </w:r>
+      <w:r>
+        <w:t>mai</w:t>
+      </w:r>
+      <w:r>
+        <w:rPr>
+          <w:spacing w:val="-4"/>
+        </w:rPr>
+        <w:t xml:space="preserve"> </w:t>
+      </w:r>
+      <w:r>
+        <w:t>multe</w:t>
+      </w:r>
+      <w:r>
+        <w:rPr>
+          <w:spacing w:val="-2"/>
+        </w:rPr>
+        <w:t xml:space="preserve"> ingrediente;</w:t>
+      </w:r>
+    </w:p>
+    <w:p>
+      <w:pPr>
+        <w:pStyle w:val="ListParagraph"/>
+        <w:numPr>
+          <w:ilvl w:val="1"/>
+          <w:numId w:val="2"/>
+        </w:numPr>
+        <w:tabs>
+          <w:tab w:val="left" w:pos="1441"/>
+        </w:tabs>
+        <w:spacing w:line="269" w:lineRule="exact"/>
+        <w:ind w:left="1441" w:hanging="359"/>
+      </w:pPr>
+      <w:r>
+        <w:t>pentru</w:t>
+      </w:r>
+      <w:r>
+        <w:rPr>
+          <w:spacing w:val="-5"/>
+        </w:rPr>
+        <w:t xml:space="preserve"> </w:t>
+      </w:r>
+      <w:r>
+        <w:t>fiecare</w:t>
+      </w:r>
+      <w:r>
+        <w:rPr>
+          <w:spacing w:val="-3"/>
+        </w:rPr>
+        <w:t xml:space="preserve"> </w:t>
+      </w:r>
+      <w:r>
+        <w:t>ingredient</w:t>
+      </w:r>
+      <w:r>
+        <w:rPr>
+          <w:spacing w:val="-6"/>
+        </w:rPr>
+        <w:t xml:space="preserve"> </w:t>
+      </w:r>
+      <w:r>
+        <w:t>se</w:t>
+      </w:r>
+      <w:r>
+        <w:rPr>
+          <w:spacing w:val="-3"/>
+        </w:rPr>
+        <w:t xml:space="preserve"> </w:t>
+      </w:r>
+      <w:r>
+        <w:t>specifică</w:t>
+      </w:r>
+      <w:r>
+        <w:rPr>
+          <w:spacing w:val="-3"/>
+        </w:rPr>
+        <w:t xml:space="preserve"> </w:t>
+      </w:r>
+      <w:r>
+        <w:t>o</w:t>
+      </w:r>
+      <w:r>
+        <w:rPr>
+          <w:spacing w:val="-4"/>
+        </w:rPr>
+        <w:t xml:space="preserve"> </w:t>
+      </w:r>
+      <w:r>
+        <w:rPr>
+          <w:spacing w:val="-2"/>
+        </w:rPr>
+        <w:t>cantitate.</w:t>
+      </w:r>
+    </w:p>
+    <w:p>
+      <w:pPr>
+        <w:pStyle w:val="ListParagraph"/>
+        <w:numPr>
+          <w:ilvl w:val="0"/>
+          <w:numId w:val="2"/>
+        </w:numPr>
+        <w:tabs>
+          <w:tab w:val="left" w:pos="720"/>
+        </w:tabs>
+        <w:spacing w:line="268" w:lineRule="exact"/>
+        <w:ind w:left="720" w:hanging="358"/>
+      </w:pPr>
+      <w:r>
+        <w:t>Aplicația</w:t>
+      </w:r>
+      <w:r>
+        <w:rPr>
+          <w:spacing w:val="-4"/>
+        </w:rPr>
+        <w:t xml:space="preserve"> </w:t>
+      </w:r>
+      <w:r>
+        <w:t>trebuie</w:t>
+      </w:r>
+      <w:r>
+        <w:rPr>
+          <w:spacing w:val="-6"/>
+        </w:rPr>
+        <w:t xml:space="preserve"> </w:t>
+      </w:r>
+      <w:r>
+        <w:t>să</w:t>
+      </w:r>
+      <w:r>
+        <w:rPr>
+          <w:spacing w:val="-4"/>
+        </w:rPr>
+        <w:t xml:space="preserve"> </w:t>
+      </w:r>
+      <w:r>
+        <w:t>gestioneze</w:t>
+      </w:r>
+      <w:r>
+        <w:rPr>
+          <w:spacing w:val="-1"/>
+        </w:rPr>
+        <w:t xml:space="preserve"> </w:t>
+      </w:r>
+      <w:r>
+        <w:t>stocurile</w:t>
+      </w:r>
+      <w:r>
+        <w:rPr>
+          <w:spacing w:val="-5"/>
+        </w:rPr>
+        <w:t xml:space="preserve"> </w:t>
+      </w:r>
+      <w:r>
+        <w:t>de</w:t>
+      </w:r>
+      <w:r>
+        <w:rPr>
+          <w:spacing w:val="-3"/>
+        </w:rPr>
+        <w:t xml:space="preserve"> </w:t>
+      </w:r>
+      <w:r>
+        <w:rPr>
+          <w:spacing w:val="-2"/>
+        </w:rPr>
+        <w:t>ingrediente:</w:t>
+      </w:r>
+    </w:p>
+    <w:p>
+      <w:pPr>
+        <w:pStyle w:val="ListParagraph"/>
+        <w:numPr>
+          <w:ilvl w:val="1"/>
+          <w:numId w:val="2"/>
+        </w:numPr>
+        <w:tabs>
+          <w:tab w:val="left" w:pos="1441"/>
+        </w:tabs>
+        <w:spacing w:line="269" w:lineRule="exact"/>
+        <w:ind w:left="1441" w:hanging="359"/>
+      </w:pPr>
+      <w:r>
+        <w:t>afișarea</w:t>
+      </w:r>
+      <w:r>
+        <w:rPr>
+          <w:spacing w:val="-4"/>
+        </w:rPr>
+        <w:t xml:space="preserve"> </w:t>
+      </w:r>
+      <w:r>
+        <w:t>cantității</w:t>
+      </w:r>
+      <w:r>
+        <w:rPr>
+          <w:spacing w:val="-3"/>
+        </w:rPr>
+        <w:t xml:space="preserve"> </w:t>
+      </w:r>
+      <w:r>
+        <w:rPr>
+          <w:spacing w:val="-2"/>
+        </w:rPr>
+        <w:t>disponibile;</w:t>
+      </w:r>
+    </w:p>
+    <w:p>
+      <w:pPr>
+        <w:pStyle w:val="ListParagraph"/>
+        <w:numPr>
+          <w:ilvl w:val="1"/>
+          <w:numId w:val="2"/>
+        </w:numPr>
+        <w:tabs>
+          <w:tab w:val="left" w:pos="1441"/>
+        </w:tabs>
+        <w:spacing w:line="269" w:lineRule="exact"/>
+        <w:ind w:left="1441" w:hanging="359"/>
+      </w:pPr>
+      <w:r>
+        <w:t>actualizarea</w:t>
+      </w:r>
+      <w:r>
+        <w:rPr>
+          <w:spacing w:val="-4"/>
+        </w:rPr>
+        <w:t xml:space="preserve"> </w:t>
+      </w:r>
+      <w:r>
+        <w:t>stocului</w:t>
+      </w:r>
+      <w:r>
+        <w:rPr>
+          <w:spacing w:val="-3"/>
+        </w:rPr>
+        <w:t xml:space="preserve"> </w:t>
+      </w:r>
+      <w:r>
+        <w:t>în</w:t>
+      </w:r>
+      <w:r>
+        <w:rPr>
+          <w:spacing w:val="-3"/>
+        </w:rPr>
+        <w:t xml:space="preserve"> </w:t>
+      </w:r>
+      <w:r>
+        <w:t>urma</w:t>
+      </w:r>
+      <w:r>
+        <w:rPr>
+          <w:spacing w:val="-3"/>
+        </w:rPr>
+        <w:t xml:space="preserve"> </w:t>
+      </w:r>
+      <w:r>
+        <w:rPr>
+          <w:spacing w:val="-2"/>
+        </w:rPr>
+        <w:t>comenzilor.</w:t>
+      </w:r>
+    </w:p>
+    <w:p>
+      <w:pPr>
+        <w:pStyle w:val="ListParagraph"/>
+        <w:numPr>
+          <w:ilvl w:val="0"/>
+          <w:numId w:val="2"/>
+        </w:numPr>
+        <w:tabs>
+          <w:tab w:val="left" w:pos="720"/>
+        </w:tabs>
+        <w:spacing w:line="267" w:lineRule="exact"/>
+        <w:ind w:left="720" w:hanging="358"/>
+      </w:pPr>
+      <w:r>
+        <w:t>Aplicația</w:t>
+      </w:r>
+      <w:r>
+        <w:rPr>
+          <w:spacing w:val="-4"/>
+        </w:rPr>
+        <w:t xml:space="preserve"> </w:t>
+      </w:r>
+      <w:r>
+        <w:t>trebuie</w:t>
+      </w:r>
+      <w:r>
+        <w:rPr>
+          <w:spacing w:val="-7"/>
+        </w:rPr>
+        <w:t xml:space="preserve"> </w:t>
+      </w:r>
+      <w:r>
+        <w:t>să</w:t>
+      </w:r>
+      <w:r>
+        <w:rPr>
+          <w:spacing w:val="-4"/>
+        </w:rPr>
+        <w:t xml:space="preserve"> </w:t>
+      </w:r>
+      <w:r>
+        <w:t>permită</w:t>
+      </w:r>
+      <w:r>
+        <w:rPr>
+          <w:spacing w:val="-2"/>
+        </w:rPr>
+        <w:t xml:space="preserve"> </w:t>
+      </w:r>
+      <w:r>
+        <w:t>crearea</w:t>
+      </w:r>
+      <w:r>
+        <w:rPr>
+          <w:spacing w:val="-3"/>
+        </w:rPr>
+        <w:t xml:space="preserve"> </w:t>
+      </w:r>
+      <w:r>
+        <w:rPr>
+          <w:spacing w:val="-2"/>
+        </w:rPr>
+        <w:t>comenzilor:</w:t>
       </w:r>
     </w:p>
     <w:p>
@@ -769,16 +1514,16 @@
         <w:ind w:left="1441" w:hanging="359"/>
       </w:pPr>
       <w:r>
-        <w:t>afișare</w:t>
-      </w:r>
-      <w:r>
-        <w:rPr>
-          <w:spacing w:val="-1"/>
-        </w:rPr>
-        <w:t xml:space="preserve"> </w:t>
-      </w:r>
-      <w:r>
-        <w:t>listă</w:t>
+        <w:t>o</w:t>
+      </w:r>
+      <w:r>
+        <w:rPr>
+          <w:spacing w:val="-2"/>
+        </w:rPr>
+        <w:t xml:space="preserve"> </w:t>
+      </w:r>
+      <w:r>
+        <w:t>comandă</w:t>
       </w:r>
       <w:r>
         <w:rPr>
@@ -787,36 +1532,16 @@
         <w:t xml:space="preserve"> </w:t>
       </w:r>
       <w:r>
-        <w:rPr>
-          <w:spacing w:val="-2"/>
-        </w:rPr>
-        <w:t>produse.</w:t>
-      </w:r>
-    </w:p>
-    <w:p>
-      <w:pPr>
-        <w:pStyle w:val="ListParagraph"/>
-        <w:numPr>
-          <w:ilvl w:val="0"/>
-          <w:numId w:val="2"/>
-        </w:numPr>
-        <w:tabs>
-          <w:tab w:val="left" w:pos="720"/>
-        </w:tabs>
-        <w:spacing w:line="268" w:lineRule="exact"/>
-        <w:ind w:left="720" w:hanging="358"/>
-      </w:pPr>
-      <w:r>
-        <w:t>Fiecare</w:t>
-      </w:r>
-      <w:r>
-        <w:rPr>
-          <w:spacing w:val="-4"/>
-        </w:rPr>
-        <w:t xml:space="preserve"> </w:t>
-      </w:r>
-      <w:r>
-        <w:t>produs</w:t>
+        <w:t>conține</w:t>
+      </w:r>
+      <w:r>
+        <w:rPr>
+          <w:spacing w:val="-2"/>
+        </w:rPr>
+        <w:t xml:space="preserve"> </w:t>
+      </w:r>
+      <w:r>
+        <w:t>unul</w:t>
       </w:r>
       <w:r>
         <w:rPr>
@@ -825,102 +1550,16 @@
         <w:t xml:space="preserve"> </w:t>
       </w:r>
       <w:r>
-        <w:t>trebuie</w:t>
-      </w:r>
-      <w:r>
-        <w:rPr>
-          <w:spacing w:val="-4"/>
-        </w:rPr>
-        <w:t xml:space="preserve"> </w:t>
-      </w:r>
-      <w:r>
-        <w:t>să</w:t>
-      </w:r>
-      <w:r>
-        <w:rPr>
-          <w:spacing w:val="-3"/>
-        </w:rPr>
-        <w:t xml:space="preserve"> </w:t>
-      </w:r>
-      <w:r>
-        <w:t>aparțină</w:t>
-      </w:r>
-      <w:r>
-        <w:rPr>
-          <w:spacing w:val="-4"/>
-        </w:rPr>
-        <w:t xml:space="preserve"> </w:t>
-      </w:r>
-      <w:r>
-        <w:t>unui</w:t>
-      </w:r>
-      <w:r>
-        <w:rPr>
-          <w:spacing w:val="-2"/>
-        </w:rPr>
-        <w:t xml:space="preserve"> </w:t>
-      </w:r>
-      <w:r>
-        <w:t>tip</w:t>
-      </w:r>
-      <w:r>
-        <w:rPr>
-          <w:spacing w:val="-4"/>
-        </w:rPr>
-        <w:t xml:space="preserve"> </w:t>
-      </w:r>
-      <w:r>
-        <w:t>și</w:t>
-      </w:r>
-      <w:r>
-        <w:rPr>
-          <w:spacing w:val="-3"/>
-        </w:rPr>
-        <w:t xml:space="preserve"> </w:t>
-      </w:r>
-      <w:r>
-        <w:t>unei</w:t>
-      </w:r>
-      <w:r>
-        <w:rPr>
-          <w:spacing w:val="-2"/>
-        </w:rPr>
-        <w:t xml:space="preserve"> categorii.</w:t>
-      </w:r>
-    </w:p>
-    <w:p>
-      <w:pPr>
-        <w:pStyle w:val="ListParagraph"/>
-        <w:numPr>
-          <w:ilvl w:val="0"/>
-          <w:numId w:val="2"/>
-        </w:numPr>
-        <w:tabs>
-          <w:tab w:val="left" w:pos="720"/>
-        </w:tabs>
-        <w:spacing w:before="1"/>
-        <w:ind w:left="720" w:hanging="358"/>
-      </w:pPr>
-      <w:r>
-        <w:t>Utilizatorul</w:t>
-      </w:r>
-      <w:r>
-        <w:rPr>
-          <w:spacing w:val="-6"/>
-        </w:rPr>
-        <w:t xml:space="preserve"> </w:t>
-      </w:r>
-      <w:r>
-        <w:t>poate</w:t>
-      </w:r>
-      <w:r>
-        <w:rPr>
-          <w:spacing w:val="-3"/>
-        </w:rPr>
-        <w:t xml:space="preserve"> </w:t>
-      </w:r>
-      <w:r>
-        <w:t>adăuga,</w:t>
+        <w:t>sau</w:t>
+      </w:r>
+      <w:r>
+        <w:rPr>
+          <w:spacing w:val="-4"/>
+        </w:rPr>
+        <w:t xml:space="preserve"> </w:t>
+      </w:r>
+      <w:r>
+        <w:t>mai</w:t>
       </w:r>
       <w:r>
         <w:rPr>
@@ -929,156 +1568,19 @@
         <w:t xml:space="preserve"> </w:t>
       </w:r>
       <w:r>
-        <w:t>modifica</w:t>
-      </w:r>
-      <w:r>
-        <w:rPr>
-          <w:spacing w:val="-4"/>
-        </w:rPr>
-        <w:t xml:space="preserve"> </w:t>
-      </w:r>
-      <w:r>
-        <w:t>și</w:t>
-      </w:r>
-      <w:r>
-        <w:rPr>
-          <w:spacing w:val="-3"/>
-        </w:rPr>
-        <w:t xml:space="preserve"> </w:t>
-      </w:r>
-      <w:r>
-        <w:t>șterge</w:t>
-      </w:r>
-      <w:r>
-        <w:rPr>
-          <w:spacing w:val="-4"/>
-        </w:rPr>
-        <w:t xml:space="preserve"> </w:t>
-      </w:r>
-      <w:r>
-        <w:t>tipuri</w:t>
-      </w:r>
-      <w:r>
-        <w:rPr>
-          <w:spacing w:val="-4"/>
-        </w:rPr>
-        <w:t xml:space="preserve"> </w:t>
-      </w:r>
-      <w:r>
-        <w:t>și</w:t>
-      </w:r>
-      <w:r>
-        <w:rPr>
-          <w:spacing w:val="-3"/>
-        </w:rPr>
-        <w:t xml:space="preserve"> </w:t>
-      </w:r>
-      <w:r>
-        <w:t>categorii</w:t>
-      </w:r>
-      <w:r>
-        <w:rPr>
-          <w:spacing w:val="-6"/>
-        </w:rPr>
-        <w:t xml:space="preserve"> </w:t>
-      </w:r>
-      <w:r>
-        <w:t>de</w:t>
-      </w:r>
-      <w:r>
-        <w:rPr>
-          <w:spacing w:val="-3"/>
-        </w:rPr>
-        <w:t xml:space="preserve"> </w:t>
-      </w:r>
-      <w:r>
-        <w:rPr>
-          <w:spacing w:val="-2"/>
-        </w:rPr>
-        <w:t>băuturi.</w:t>
-      </w:r>
-    </w:p>
-    <w:p>
-      <w:pPr>
-        <w:pStyle w:val="ListParagraph"/>
-        <w:numPr>
-          <w:ilvl w:val="0"/>
-          <w:numId w:val="2"/>
-        </w:numPr>
-        <w:tabs>
-          <w:tab w:val="left" w:pos="720"/>
-          <w:tab w:val="left" w:pos="1082"/>
-        </w:tabs>
-        <w:ind w:left="720" w:hanging="358"/>
-      </w:pPr>
-      <w:r>
-        <w:t>Aplicația</w:t>
-      </w:r>
-      <w:r>
-        <w:rPr>
-          <w:spacing w:val="-7"/>
-        </w:rPr>
-        <w:t xml:space="preserve"> </w:t>
-      </w:r>
-      <w:r>
-        <w:t>trebuie</w:t>
-      </w:r>
-      <w:r>
-        <w:rPr>
-          <w:spacing w:val="-8"/>
-        </w:rPr>
-        <w:t xml:space="preserve"> </w:t>
-      </w:r>
-      <w:r>
-        <w:t>să</w:t>
-      </w:r>
-      <w:r>
-        <w:rPr>
-          <w:spacing w:val="-4"/>
-        </w:rPr>
-        <w:t xml:space="preserve"> </w:t>
-      </w:r>
-      <w:r>
-        <w:t>permită</w:t>
-      </w:r>
-      <w:r>
-        <w:rPr>
-          <w:spacing w:val="-5"/>
-        </w:rPr>
-        <w:t xml:space="preserve"> </w:t>
-      </w:r>
-      <w:r>
-        <w:t>definirea</w:t>
-      </w:r>
-      <w:r>
-        <w:rPr>
-          <w:spacing w:val="-2"/>
-        </w:rPr>
-        <w:t xml:space="preserve"> </w:t>
-      </w:r>
-      <w:r>
-        <w:t>rețetelor</w:t>
-      </w:r>
-      <w:r>
-        <w:rPr>
-          <w:spacing w:val="-4"/>
-        </w:rPr>
-        <w:t xml:space="preserve"> </w:t>
-      </w:r>
-      <w:r>
-        <w:t>pentru</w:t>
-      </w:r>
-      <w:r>
-        <w:rPr>
-          <w:spacing w:val="-5"/>
-        </w:rPr>
-        <w:t xml:space="preserve"> </w:t>
-      </w:r>
-      <w:r>
-        <w:rPr>
-          <w:spacing w:val="-2"/>
-        </w:rPr>
-        <w:t>produse:</w:t>
+        <w:t>multe</w:t>
+      </w:r>
+      <w:r>
+        <w:rPr>
+          <w:spacing w:val="-4"/>
+        </w:rPr>
+        <w:t xml:space="preserve"> </w:t>
+      </w:r>
+      <w:r>
+        <w:rPr>
+          <w:spacing w:val="-2"/>
+        </w:rPr>
+        <w:t>produse;</w:t>
       </w:r>
     </w:p>
     <w:p>
@@ -1104,58 +1606,46 @@
         <w:t xml:space="preserve"> </w:t>
       </w:r>
       <w:r>
-        <w:t>rețetă</w:t>
-      </w:r>
-      <w:r>
-        <w:rPr>
-          <w:spacing w:val="-4"/>
-        </w:rPr>
-        <w:t xml:space="preserve"> </w:t>
-      </w:r>
-      <w:r>
-        <w:t>este</w:t>
-      </w:r>
-      <w:r>
-        <w:rPr>
-          <w:spacing w:val="-3"/>
-        </w:rPr>
-        <w:t xml:space="preserve"> </w:t>
-      </w:r>
-      <w:r>
-        <w:t>compusă</w:t>
-      </w:r>
-      <w:r>
-        <w:rPr>
-          <w:spacing w:val="-3"/>
-        </w:rPr>
-        <w:t xml:space="preserve"> </w:t>
-      </w:r>
-      <w:r>
-        <w:t>din</w:t>
-      </w:r>
-      <w:r>
-        <w:rPr>
-          <w:spacing w:val="-3"/>
-        </w:rPr>
-        <w:t xml:space="preserve"> </w:t>
-      </w:r>
-      <w:r>
-        <w:t>mai</w:t>
-      </w:r>
-      <w:r>
-        <w:rPr>
-          <w:spacing w:val="-4"/>
-        </w:rPr>
-        <w:t xml:space="preserve"> </w:t>
-      </w:r>
-      <w:r>
-        <w:t>multe</w:t>
-      </w:r>
-      <w:r>
-        <w:rPr>
-          <w:spacing w:val="-2"/>
-        </w:rPr>
-        <w:t xml:space="preserve"> ingrediente;</w:t>
+        <w:t>produs</w:t>
+      </w:r>
+      <w:r>
+        <w:rPr>
+          <w:spacing w:val="-2"/>
+        </w:rPr>
+        <w:t xml:space="preserve"> </w:t>
+      </w:r>
+      <w:r>
+        <w:t>are</w:t>
+      </w:r>
+      <w:r>
+        <w:rPr>
+          <w:spacing w:val="-2"/>
+        </w:rPr>
+        <w:t xml:space="preserve"> </w:t>
+      </w:r>
+      <w:r>
+        <w:t>asociată</w:t>
+      </w:r>
+      <w:r>
+        <w:rPr>
+          <w:spacing w:val="-4"/>
+        </w:rPr>
+        <w:t xml:space="preserve"> </w:t>
+      </w:r>
+      <w:r>
+        <w:t>o</w:t>
+      </w:r>
+      <w:r>
+        <w:rPr>
+          <w:spacing w:val="-1"/>
+        </w:rPr>
+        <w:t xml:space="preserve"> </w:t>
+      </w:r>
+      <w:r>
+        <w:rPr>
+          <w:spacing w:val="-2"/>
+        </w:rPr>
+        <w:t>cantitate.</w:t>
       </w:r>
     </w:p>
     <w:p>
@@ -1172,64 +1662,20 @@
         <w:ind w:left="1441" w:hanging="359"/>
       </w:pPr>
       <w:r>
-        <w:t>pentru</w:t>
-      </w:r>
-      <w:r>
-        <w:rPr>
-          <w:spacing w:val="-5"/>
-        </w:rPr>
-        <w:t xml:space="preserve"> </w:t>
-      </w:r>
-      <w:r>
-        <w:t>fiecare</w:t>
-      </w:r>
-      <w:r>
-        <w:rPr>
-          <w:spacing w:val="-3"/>
-        </w:rPr>
-        <w:t xml:space="preserve"> </w:t>
-      </w:r>
-      <w:r>
-        <w:t>ingredient</w:t>
-      </w:r>
-      <w:r>
-        <w:rPr>
-          <w:spacing w:val="-6"/>
-        </w:rPr>
-        <w:t xml:space="preserve"> </w:t>
-      </w:r>
-      <w:r>
-        <w:t>se</w:t>
-      </w:r>
-      <w:r>
-        <w:rPr>
-          <w:spacing w:val="-3"/>
-        </w:rPr>
-        <w:t xml:space="preserve"> </w:t>
-      </w:r>
-      <w:r>
-        <w:t>specifică</w:t>
-      </w:r>
-      <w:r>
-        <w:rPr>
-          <w:spacing w:val="-3"/>
-        </w:rPr>
-        <w:t xml:space="preserve"> </w:t>
-      </w:r>
-      <w:r>
-        <w:t>o</w:t>
-      </w:r>
-      <w:r>
-        <w:rPr>
-          <w:spacing w:val="-4"/>
-        </w:rPr>
-        <w:t xml:space="preserve"> </w:t>
-      </w:r>
-      <w:r>
-        <w:rPr>
-          <w:spacing w:val="-2"/>
-        </w:rPr>
-        <w:t>cantitate.</w:t>
+        <w:rPr>
+          <w:b/>
+          <w:bCs/>
+          <w:spacing w:val="-2"/>
+        </w:rPr>
+        <w:t>dacă cantitatea depășește stocul, comanda va fi</w:t>
+      </w:r>
+      <w:r>
+        <w:rPr>
+          <w:b/>
+          <w:bCs/>
+          <w:spacing w:val="-2"/>
+        </w:rPr>
+        <w:t xml:space="preserve"> respinsă și stocul rămâne nemodificat.</w:t>
       </w:r>
     </w:p>
     <w:p>
@@ -1243,414 +1689,6 @@
           <w:tab w:val="left" w:pos="720"/>
         </w:tabs>
         <w:spacing w:line="268" w:lineRule="exact"/>
-        <w:ind w:left="720" w:hanging="358"/>
-      </w:pPr>
-      <w:r>
-        <w:t>Aplicația</w:t>
-      </w:r>
-      <w:r>
-        <w:rPr>
-          <w:spacing w:val="-4"/>
-        </w:rPr>
-        <w:t xml:space="preserve"> </w:t>
-      </w:r>
-      <w:r>
-        <w:t>trebuie</w:t>
-      </w:r>
-      <w:r>
-        <w:rPr>
-          <w:spacing w:val="-6"/>
-        </w:rPr>
-        <w:t xml:space="preserve"> </w:t>
-      </w:r>
-      <w:r>
-        <w:t>să</w:t>
-      </w:r>
-      <w:r>
-        <w:rPr>
-          <w:spacing w:val="-4"/>
-        </w:rPr>
-        <w:t xml:space="preserve"> </w:t>
-      </w:r>
-      <w:r>
-        <w:t>gestioneze</w:t>
-      </w:r>
-      <w:r>
-        <w:rPr>
-          <w:spacing w:val="-1"/>
-        </w:rPr>
-        <w:t xml:space="preserve"> </w:t>
-      </w:r>
-      <w:r>
-        <w:t>stocurile</w:t>
-      </w:r>
-      <w:r>
-        <w:rPr>
-          <w:spacing w:val="-5"/>
-        </w:rPr>
-        <w:t xml:space="preserve"> </w:t>
-      </w:r>
-      <w:r>
-        <w:t>de</w:t>
-      </w:r>
-      <w:r>
-        <w:rPr>
-          <w:spacing w:val="-3"/>
-        </w:rPr>
-        <w:t xml:space="preserve"> </w:t>
-      </w:r>
-      <w:r>
-        <w:rPr>
-          <w:spacing w:val="-2"/>
-        </w:rPr>
-        <w:t>ingrediente:</w:t>
-      </w:r>
-    </w:p>
-    <w:p>
-      <w:pPr>
-        <w:pStyle w:val="ListParagraph"/>
-        <w:numPr>
-          <w:ilvl w:val="1"/>
-          <w:numId w:val="2"/>
-        </w:numPr>
-        <w:tabs>
-          <w:tab w:val="left" w:pos="1441"/>
-        </w:tabs>
-        <w:spacing w:line="269" w:lineRule="exact"/>
-        <w:ind w:left="1441" w:hanging="359"/>
-      </w:pPr>
-      <w:r>
-        <w:t>afișarea</w:t>
-      </w:r>
-      <w:r>
-        <w:rPr>
-          <w:spacing w:val="-4"/>
-        </w:rPr>
-        <w:t xml:space="preserve"> </w:t>
-      </w:r>
-      <w:r>
-        <w:t>cantității</w:t>
-      </w:r>
-      <w:r>
-        <w:rPr>
-          <w:spacing w:val="-3"/>
-        </w:rPr>
-        <w:t xml:space="preserve"> </w:t>
-      </w:r>
-      <w:r>
-        <w:rPr>
-          <w:spacing w:val="-2"/>
-        </w:rPr>
-        <w:t>disponibile;</w:t>
-      </w:r>
-    </w:p>
-    <w:p>
-      <w:pPr>
-        <w:pStyle w:val="ListParagraph"/>
-        <w:numPr>
-          <w:ilvl w:val="1"/>
-          <w:numId w:val="2"/>
-        </w:numPr>
-        <w:tabs>
-          <w:tab w:val="left" w:pos="1441"/>
-        </w:tabs>
-        <w:spacing w:line="269" w:lineRule="exact"/>
-        <w:ind w:left="1441" w:hanging="359"/>
-      </w:pPr>
-      <w:r>
-        <w:t>actualizarea</w:t>
-      </w:r>
-      <w:r>
-        <w:rPr>
-          <w:spacing w:val="-4"/>
-        </w:rPr>
-        <w:t xml:space="preserve"> </w:t>
-      </w:r>
-      <w:r>
-        <w:t>stocului</w:t>
-      </w:r>
-      <w:r>
-        <w:rPr>
-          <w:spacing w:val="-3"/>
-        </w:rPr>
-        <w:t xml:space="preserve"> </w:t>
-      </w:r>
-      <w:r>
-        <w:t>în</w:t>
-      </w:r>
-      <w:r>
-        <w:rPr>
-          <w:spacing w:val="-3"/>
-        </w:rPr>
-        <w:t xml:space="preserve"> </w:t>
-      </w:r>
-      <w:r>
-        <w:t>urma</w:t>
-      </w:r>
-      <w:r>
-        <w:rPr>
-          <w:spacing w:val="-3"/>
-        </w:rPr>
-        <w:t xml:space="preserve"> </w:t>
-      </w:r>
-      <w:r>
-        <w:rPr>
-          <w:spacing w:val="-2"/>
-        </w:rPr>
-        <w:t>comenzilor.</w:t>
-      </w:r>
-    </w:p>
-    <w:p>
-      <w:pPr>
-        <w:pStyle w:val="ListParagraph"/>
-        <w:numPr>
-          <w:ilvl w:val="0"/>
-          <w:numId w:val="2"/>
-        </w:numPr>
-        <w:tabs>
-          <w:tab w:val="left" w:pos="720"/>
-        </w:tabs>
-        <w:spacing w:line="267" w:lineRule="exact"/>
-        <w:ind w:left="720" w:hanging="358"/>
-      </w:pPr>
-      <w:r>
-        <w:t>Aplicația</w:t>
-      </w:r>
-      <w:r>
-        <w:rPr>
-          <w:spacing w:val="-4"/>
-        </w:rPr>
-        <w:t xml:space="preserve"> </w:t>
-      </w:r>
-      <w:r>
-        <w:t>trebuie</w:t>
-      </w:r>
-      <w:r>
-        <w:rPr>
-          <w:spacing w:val="-7"/>
-        </w:rPr>
-        <w:t xml:space="preserve"> </w:t>
-      </w:r>
-      <w:r>
-        <w:t>să</w:t>
-      </w:r>
-      <w:r>
-        <w:rPr>
-          <w:spacing w:val="-4"/>
-        </w:rPr>
-        <w:t xml:space="preserve"> </w:t>
-      </w:r>
-      <w:r>
-        <w:t>permită</w:t>
-      </w:r>
-      <w:r>
-        <w:rPr>
-          <w:spacing w:val="-2"/>
-        </w:rPr>
-        <w:t xml:space="preserve"> </w:t>
-      </w:r>
-      <w:r>
-        <w:t>crearea</w:t>
-      </w:r>
-      <w:r>
-        <w:rPr>
-          <w:spacing w:val="-3"/>
-        </w:rPr>
-        <w:t xml:space="preserve"> </w:t>
-      </w:r>
-      <w:r>
-        <w:rPr>
-          <w:spacing w:val="-2"/>
-        </w:rPr>
-        <w:t>comenzilor:</w:t>
-      </w:r>
-    </w:p>
-    <w:p>
-      <w:pPr>
-        <w:pStyle w:val="ListParagraph"/>
-        <w:numPr>
-          <w:ilvl w:val="1"/>
-          <w:numId w:val="2"/>
-        </w:numPr>
-        <w:tabs>
-          <w:tab w:val="left" w:pos="1441"/>
-        </w:tabs>
-        <w:spacing w:line="268" w:lineRule="exact"/>
-        <w:ind w:left="1441" w:hanging="359"/>
-      </w:pPr>
-      <w:r>
-        <w:t>o</w:t>
-      </w:r>
-      <w:r>
-        <w:rPr>
-          <w:spacing w:val="-2"/>
-        </w:rPr>
-        <w:t xml:space="preserve"> </w:t>
-      </w:r>
-      <w:r>
-        <w:t>comandă</w:t>
-      </w:r>
-      <w:r>
-        <w:rPr>
-          <w:spacing w:val="-3"/>
-        </w:rPr>
-        <w:t xml:space="preserve"> </w:t>
-      </w:r>
-      <w:r>
-        <w:t>conține</w:t>
-      </w:r>
-      <w:r>
-        <w:rPr>
-          <w:spacing w:val="-2"/>
-        </w:rPr>
-        <w:t xml:space="preserve"> </w:t>
-      </w:r>
-      <w:r>
-        <w:t>unul</w:t>
-      </w:r>
-      <w:r>
-        <w:rPr>
-          <w:spacing w:val="-3"/>
-        </w:rPr>
-        <w:t xml:space="preserve"> </w:t>
-      </w:r>
-      <w:r>
-        <w:t>sau</w:t>
-      </w:r>
-      <w:r>
-        <w:rPr>
-          <w:spacing w:val="-4"/>
-        </w:rPr>
-        <w:t xml:space="preserve"> </w:t>
-      </w:r>
-      <w:r>
-        <w:t>mai</w:t>
-      </w:r>
-      <w:r>
-        <w:rPr>
-          <w:spacing w:val="-5"/>
-        </w:rPr>
-        <w:t xml:space="preserve"> </w:t>
-      </w:r>
-      <w:r>
-        <w:t>multe</w:t>
-      </w:r>
-      <w:r>
-        <w:rPr>
-          <w:spacing w:val="-4"/>
-        </w:rPr>
-        <w:t xml:space="preserve"> </w:t>
-      </w:r>
-      <w:r>
-        <w:rPr>
-          <w:spacing w:val="-2"/>
-        </w:rPr>
-        <w:t>produse;</w:t>
-      </w:r>
-    </w:p>
-    <w:p>
-      <w:pPr>
-        <w:pStyle w:val="ListParagraph"/>
-        <w:numPr>
-          <w:ilvl w:val="1"/>
-          <w:numId w:val="2"/>
-        </w:numPr>
-        <w:tabs>
-          <w:tab w:val="left" w:pos="1441"/>
-        </w:tabs>
-        <w:spacing w:line="269" w:lineRule="exact"/>
-        <w:ind w:left="1441" w:hanging="359"/>
-      </w:pPr>
-      <w:r>
-        <w:t>fiecare</w:t>
-      </w:r>
-      <w:r>
-        <w:rPr>
-          <w:spacing w:val="-3"/>
-        </w:rPr>
-        <w:t xml:space="preserve"> </w:t>
-      </w:r>
-      <w:r>
-        <w:t>produs</w:t>
-      </w:r>
-      <w:r>
-        <w:rPr>
-          <w:spacing w:val="-2"/>
-        </w:rPr>
-        <w:t xml:space="preserve"> </w:t>
-      </w:r>
-      <w:r>
-        <w:t>are</w:t>
-      </w:r>
-      <w:r>
-        <w:rPr>
-          <w:spacing w:val="-2"/>
-        </w:rPr>
-        <w:t xml:space="preserve"> </w:t>
-      </w:r>
-      <w:r>
-        <w:t>asociată</w:t>
-      </w:r>
-      <w:r>
-        <w:rPr>
-          <w:spacing w:val="-4"/>
-        </w:rPr>
-        <w:t xml:space="preserve"> </w:t>
-      </w:r>
-      <w:r>
-        <w:t>o</w:t>
-      </w:r>
-      <w:r>
-        <w:rPr>
-          <w:spacing w:val="-1"/>
-        </w:rPr>
-        <w:t xml:space="preserve"> </w:t>
-      </w:r>
-      <w:r>
-        <w:rPr>
-          <w:spacing w:val="-2"/>
-        </w:rPr>
-        <w:t>cantitate.</w:t>
-      </w:r>
-    </w:p>
-    <w:p>
-      <w:pPr>
-        <w:pStyle w:val="ListParagraph"/>
-        <w:numPr>
-          <w:ilvl w:val="1"/>
-          <w:numId w:val="2"/>
-        </w:numPr>
-        <w:tabs>
-          <w:tab w:val="left" w:pos="1441"/>
-        </w:tabs>
-        <w:spacing w:line="269" w:lineRule="exact"/>
-        <w:ind w:left="1441" w:hanging="359"/>
-        <w:rPr>
-          <w:b/>
-          <w:bCs/>
-        </w:rPr>
-      </w:pPr>
-      <w:r>
-        <w:rPr>
-          <w:b/>
-          <w:bCs/>
-          <w:spacing w:val="-2"/>
-        </w:rPr>
-        <w:t>Daca cantitate depaseste stocul, comanda va fi respinsa</w:t>
-      </w:r>
-    </w:p>
-    <w:p>
-      <w:pPr>
-        <w:pStyle w:val="ListParagraph"/>
-        <w:numPr>
-          <w:ilvl w:val="0"/>
-          <w:numId w:val="2"/>
-        </w:numPr>
-        <w:tabs>
-          <w:tab w:val="left" w:pos="720"/>
-        </w:tabs>
-        <w:spacing w:line="268" w:lineRule="exact"/>
-        <w:ind w:left="720" w:hanging="358"/>
       </w:pPr>
       <w:r>
         <w:t>Aplicația</w:t>
@@ -2510,6 +2548,165 @@
     <w:p>
       <w:pPr>
         <w:pStyle w:val="BodyText"/>
+        <w:rPr>
+          <w:spacing w:val="-4"/>
+        </w:rPr>
+      </w:pPr>
+    </w:p>
+    <w:p>
+      <w:pPr>
+        <w:pStyle w:val="BodyText"/>
+        <w:rPr>
+          <w:b/>
+          <w:bCs/>
+          <w:spacing w:val="-4"/>
+        </w:rPr>
+      </w:pPr>
+      <w:r>
+        <w:rPr>
+          <w:b/>
+          <w:bCs/>
+          <w:spacing w:val="-4"/>
+        </w:rPr>
+        <w:t>9</w:t>
+      </w:r>
+      <w:r>
+        <w:rPr>
+          <w:b/>
+          <w:bCs/>
+          <w:spacing w:val="-4"/>
+        </w:rPr>
+        <w:t>. Aplicația trebuie să gestioneze erorile și să notifice utilizatorul:</w:t>
+      </w:r>
+    </w:p>
+    <w:p>
+      <w:pPr>
+        <w:pStyle w:val="BodyText"/>
+        <w:ind w:firstLine="0"/>
+        <w:rPr>
+          <w:spacing w:val="-4"/>
+        </w:rPr>
+      </w:pPr>
+      <w:r>
+        <w:rPr>
+          <w:spacing w:val="-4"/>
+        </w:rPr>
+        <w:t xml:space="preserve">-       </w:t>
+      </w:r>
+      <w:r>
+        <w:rPr>
+          <w:spacing w:val="-4"/>
+        </w:rPr>
+        <w:t>dacă un fișier de date lipsește sau este corupt la startup, aplicația îl recreează și afișează un mesaj de avertizare;</w:t>
+      </w:r>
+    </w:p>
+    <w:p>
+      <w:pPr>
+        <w:pStyle w:val="BodyText"/>
+        <w:rPr>
+          <w:spacing w:val="-4"/>
+        </w:rPr>
+      </w:pPr>
+      <w:r>
+        <w:rPr>
+          <w:spacing w:val="-4"/>
+        </w:rPr>
+        <w:t xml:space="preserve">    </w:t>
+      </w:r>
+      <w:r>
+        <w:rPr>
+          <w:spacing w:val="-4"/>
+        </w:rPr>
+        <w:t xml:space="preserve">    -      </w:t>
+      </w:r>
+      <w:r>
+        <w:rPr>
+          <w:spacing w:val="-4"/>
+        </w:rPr>
+        <w:t xml:space="preserve">dacă stocul unui ingredient este insuficient la plasarea </w:t>
+      </w:r>
+    </w:p>
+    <w:p>
+      <w:pPr>
+        <w:pStyle w:val="BodyText"/>
+        <w:rPr>
+          <w:spacing w:val="-4"/>
+        </w:rPr>
+      </w:pPr>
+      <w:r>
+        <w:rPr>
+          <w:spacing w:val="-4"/>
+        </w:rPr>
+        <w:t xml:space="preserve">      comenzii, comanda este anulată și utilizatorul este notificat;</w:t>
+      </w:r>
+    </w:p>
+    <w:p>
+      <w:pPr>
+        <w:pStyle w:val="BodyText"/>
+        <w:numPr>
+          <w:ilvl w:val="0"/>
+          <w:numId w:val="5"/>
+        </w:numPr>
+        <w:rPr>
+          <w:spacing w:val="-4"/>
+        </w:rPr>
+      </w:pPr>
+      <w:r>
+        <w:rPr>
+          <w:spacing w:val="-4"/>
+        </w:rPr>
+        <w:t xml:space="preserve">dacă se introduc date invalide (câmpuri goale, valori </w:t>
+      </w:r>
+    </w:p>
+    <w:p>
+      <w:pPr>
+        <w:pStyle w:val="BodyText"/>
+        <w:rPr>
+          <w:spacing w:val="-4"/>
+        </w:rPr>
+      </w:pPr>
+      <w:r>
+        <w:rPr>
+          <w:spacing w:val="-4"/>
+        </w:rPr>
+        <w:t xml:space="preserve">      nenumerice), se afișează un mesaj de eroare descriptiv;</w:t>
+      </w:r>
+    </w:p>
+    <w:p>
+      <w:pPr>
+        <w:pStyle w:val="BodyText"/>
+        <w:numPr>
+          <w:ilvl w:val="0"/>
+          <w:numId w:val="5"/>
+        </w:numPr>
+        <w:rPr>
+          <w:spacing w:val="-4"/>
+        </w:rPr>
+      </w:pPr>
+      <w:r>
+        <w:rPr>
+          <w:spacing w:val="-4"/>
+        </w:rPr>
+        <w:t xml:space="preserve">dacă exportul CSV eșuează (ex. lipsă permisiuni), </w:t>
+      </w:r>
+    </w:p>
+    <w:p>
+      <w:pPr>
+        <w:pStyle w:val="BodyText"/>
+        <w:rPr>
+          <w:spacing w:val="-4"/>
+        </w:rPr>
+      </w:pPr>
+      <w:r>
+        <w:rPr>
+          <w:spacing w:val="-4"/>
+        </w:rPr>
+        <w:t xml:space="preserve">      utilizatorul este informat și datele nu se pierd.</w:t>
+      </w:r>
+    </w:p>
+    <w:p>
+      <w:pPr>
+        <w:pStyle w:val="BodyText"/>
         <w:ind w:left="722" w:firstLine="0"/>
         <w:rPr>
           <w:spacing w:val="-4"/>
@@ -2850,6 +3047,7 @@
           <w:bCs/>
           <w:spacing w:val="-4"/>
         </w:rPr>
+        <w:lastRenderedPageBreak/>
         <w:t>Fisierel vor fi salvate intr-un folder</w:t>
       </w:r>
       <w:r>
@@ -3376,6 +3574,119 @@
     </w:lvl>
   </w:abstractNum>
   <w:abstractNum w:abstractNumId="2" w15:restartNumberingAfterBreak="0">
+    <w:nsid w:val="6D9C53F2"/>
+    <w:multiLevelType w:val="hybridMultilevel"/>
+    <w:tmpl w:val="5A5CF29C"/>
+    <w:lvl w:ilvl="0" w:tplc="C0AC24CE">
+      <w:start w:val="12"/>
+      <w:numFmt w:val="bullet"/>
+      <w:lvlText w:val="-"/>
+      <w:lvlJc w:val="left"/>
+      <w:pPr>
+        <w:ind w:left="1041" w:hanging="360"/>
+      </w:pPr>
+      <w:rPr>
+        <w:rFonts w:ascii="Calibri" w:eastAsia="Calibri" w:hAnsi="Calibri" w:cs="Calibri" w:hint="default"/>
+      </w:rPr>
+    </w:lvl>
+    <w:lvl w:ilvl="1" w:tplc="08090003" w:tentative="1">
+      <w:start w:val="1"/>
+      <w:numFmt w:val="bullet"/>
+      <w:lvlText w:val="o"/>
+      <w:lvlJc w:val="left"/>
+      <w:pPr>
+        <w:ind w:left="1761" w:hanging="360"/>
+      </w:pPr>
+      <w:rPr>
+        <w:rFonts w:ascii="Courier New" w:hAnsi="Courier New" w:cs="Courier New" w:hint="default"/>
+      </w:rPr>
+    </w:lvl>
+    <w:lvl w:ilvl="2" w:tplc="08090005" w:tentative="1">
+      <w:start w:val="1"/>
+      <w:numFmt w:val="bullet"/>
+      <w:lvlText w:val=""/>
+      <w:lvlJc w:val="left"/>
+      <w:pPr>
+        <w:ind w:left="2481" w:hanging="360"/>
+      </w:pPr>
+      <w:rPr>
+        <w:rFonts w:ascii="Wingdings" w:hAnsi="Wingdings" w:hint="default"/>
+      </w:rPr>
+    </w:lvl>
+    <w:lvl w:ilvl="3" w:tplc="08090001" w:tentative="1">
+      <w:start w:val="1"/>
+      <w:numFmt w:val="bullet"/>
+      <w:lvlText w:val=""/>
+      <w:lvlJc w:val="left"/>
+      <w:pPr>
+        <w:ind w:left="3201" w:hanging="360"/>
+      </w:pPr>
+      <w:rPr>
+        <w:rFonts w:ascii="Symbol" w:hAnsi="Symbol" w:hint="default"/>
+      </w:rPr>
+    </w:lvl>
+    <w:lvl w:ilvl="4" w:tplc="08090003" w:tentative="1">
+      <w:start w:val="1"/>
+      <w:numFmt w:val="bullet"/>
+      <w:lvlText w:val="o"/>
+      <w:lvlJc w:val="left"/>
+      <w:pPr>
+        <w:ind w:left="3921" w:hanging="360"/>
+      </w:pPr>
+      <w:rPr>
+        <w:rFonts w:ascii="Courier New" w:hAnsi="Courier New" w:cs="Courier New" w:hint="default"/>
+      </w:rPr>
+    </w:lvl>
+    <w:lvl w:ilvl="5" w:tplc="08090005" w:tentative="1">
+      <w:start w:val="1"/>
+      <w:numFmt w:val="bullet"/>
+      <w:lvlText w:val=""/>
+      <w:lvlJc w:val="left"/>
+      <w:pPr>
+        <w:ind w:left="4641" w:hanging="360"/>
+      </w:pPr>
+      <w:rPr>
+        <w:rFonts w:ascii="Wingdings" w:hAnsi="Wingdings" w:hint="default"/>
+      </w:rPr>
+    </w:lvl>
+    <w:lvl w:ilvl="6" w:tplc="08090001" w:tentative="1">
+      <w:start w:val="1"/>
+      <w:numFmt w:val="bullet"/>
+      <w:lvlText w:val=""/>
+      <w:lvlJc w:val="left"/>
+      <w:pPr>
+        <w:ind w:left="5361" w:hanging="360"/>
+      </w:pPr>
+      <w:rPr>
+        <w:rFonts w:ascii="Symbol" w:hAnsi="Symbol" w:hint="default"/>
+      </w:rPr>
+    </w:lvl>
+    <w:lvl w:ilvl="7" w:tplc="08090003" w:tentative="1">
+      <w:start w:val="1"/>
+      <w:numFmt w:val="bullet"/>
+      <w:lvlText w:val="o"/>
+      <w:lvlJc w:val="left"/>
+      <w:pPr>
+        <w:ind w:left="6081" w:hanging="360"/>
+      </w:pPr>
+      <w:rPr>
+        <w:rFonts w:ascii="Courier New" w:hAnsi="Courier New" w:cs="Courier New" w:hint="default"/>
+      </w:rPr>
+    </w:lvl>
+    <w:lvl w:ilvl="8" w:tplc="08090005" w:tentative="1">
+      <w:start w:val="1"/>
+      <w:numFmt w:val="bullet"/>
+      <w:lvlText w:val=""/>
+      <w:lvlJc w:val="left"/>
+      <w:pPr>
+        <w:ind w:left="6801" w:hanging="360"/>
+      </w:pPr>
+      <w:rPr>
+        <w:rFonts w:ascii="Wingdings" w:hAnsi="Wingdings" w:hint="default"/>
+      </w:rPr>
+    </w:lvl>
+  </w:abstractNum>
+  <w:abstractNum w:abstractNumId="3" w15:restartNumberingAfterBreak="0">
     <w:nsid w:val="72E63A5C"/>
     <w:multiLevelType w:val="hybridMultilevel"/>
     <w:tmpl w:val="5A1405EA"/>
@@ -3506,7 +3817,7 @@
       </w:rPr>
     </w:lvl>
   </w:abstractNum>
-  <w:abstractNum w:abstractNumId="3" w15:restartNumberingAfterBreak="0">
+  <w:abstractNum w:abstractNumId="4" w15:restartNumberingAfterBreak="0">
     <w:nsid w:val="755E5FAD"/>
     <w:multiLevelType w:val="hybridMultilevel"/>
     <w:tmpl w:val="A9300E72"/>
@@ -3630,16 +3941,19 @@
     </w:lvl>
   </w:abstractNum>
   <w:num w:numId="1" w16cid:durableId="1246232618">
-    <w:abstractNumId w:val="3"/>
+    <w:abstractNumId w:val="4"/>
   </w:num>
   <w:num w:numId="2" w16cid:durableId="290747491">
-    <w:abstractNumId w:val="2"/>
+    <w:abstractNumId w:val="3"/>
   </w:num>
   <w:num w:numId="3" w16cid:durableId="700320589">
     <w:abstractNumId w:val="0"/>
   </w:num>
   <w:num w:numId="4" w16cid:durableId="2065714567">
     <w:abstractNumId w:val="1"/>
+  </w:num>
+  <w:num w:numId="5" w16cid:durableId="728112118">
+    <w:abstractNumId w:val="2"/>
   </w:num>
 </w:numbering>
 </file>
@@ -4066,7 +4380,6 @@
   <w:style w:type="character" w:default="1" w:styleId="DefaultParagraphFont">
     <w:name w:val="Default Paragraph Font"/>
     <w:uiPriority w:val="1"/>
-    <w:semiHidden/>
     <w:unhideWhenUsed/>
   </w:style>
   <w:style w:type="table" w:default="1" w:styleId="TableNormal">
